--- a/backend/templates/documents/docx/training_monthly_technical_report.docx
+++ b/backend/templates/documents/docx/training_monthly_technical_report.docx
@@ -1215,7 +1215,7 @@
           </w:tcPr>
           <w:p>
             <w:r>
-              <w:t>{{ 'Actividad conjunta' if s.kind == 'actividad_conjunta' else 'Salida' }}</w:t>
+              <w:t>{{ s.kind_label or ('Actividad conjunta' if s.kind == 'actividad_conjunta' else 'Salida') }}</w:t>
             </w:r>
           </w:p>
         </w:tc>
